--- a/1. Software y Hardware/1.2 Elaboración/1.2.5 SRICA_025_000 - Diagrama de Clases.docx
+++ b/1. Software y Hardware/1.2 Elaboración/1.2.5 SRICA_025_000 - Diagrama de Clases.docx
@@ -1,6 +1,6 @@
 
 <file path=word/document.xml><?xml version="1.0" encoding="utf-8"?>
-<w:document xmlns:wpc="http://schemas.microsoft.com/office/word/2010/wordprocessingCanvas" xmlns:cx="http://schemas.microsoft.com/office/drawing/2014/chartex" xmlns:cx1="http://schemas.microsoft.com/office/drawing/2015/9/8/chartex" xmlns:cx2="http://schemas.microsoft.com/office/drawing/2015/10/21/chartex" xmlns:cx3="http://schemas.microsoft.com/office/drawing/2016/5/9/chartex" xmlns:cx4="http://schemas.microsoft.com/office/drawing/2016/5/10/chartex" xmlns:cx5="http://schemas.microsoft.com/office/drawing/2016/5/11/chartex" xmlns:cx6="http://schemas.microsoft.com/office/drawing/2016/5/12/chartex" xmlns:cx7="http://schemas.microsoft.com/office/drawing/2016/5/13/chartex" xmlns:cx8="http://schemas.microsoft.com/office/drawing/2016/5/14/chartex" xmlns:mc="http://schemas.openxmlformats.org/markup-compatibility/2006" xmlns:aink="http://schemas.microsoft.com/office/drawing/2016/ink" xmlns:am3d="http://schemas.microsoft.com/office/drawing/2017/model3d" xmlns:o="urn:schemas-microsoft-com:office:office" xmlns:r="http://schemas.openxmlformats.org/officeDocument/2006/relationships" xmlns:m="http://schemas.openxmlformats.org/officeDocument/2006/math" xmlns:v="urn:schemas-microsoft-com:vml" xmlns:wp14="http://schemas.microsoft.com/office/word/2010/wordprocessingDrawing" xmlns:wp="http://schemas.openxmlformats.org/drawingml/2006/wordprocessingDrawing" xmlns:w10="urn:schemas-microsoft-com:office:word" xmlns:w="http://schemas.openxmlformats.org/wordprocessingml/2006/main" xmlns:w14="http://schemas.microsoft.com/office/word/2010/wordml" xmlns:w15="http://schemas.microsoft.com/office/word/2012/wordml" xmlns:w16cex="http://schemas.microsoft.com/office/word/2018/wordml/cex" xmlns:w16cid="http://schemas.microsoft.com/office/word/2016/wordml/cid" xmlns:w16="http://schemas.microsoft.com/office/word/2018/wordml" xmlns:w16se="http://schemas.microsoft.com/office/word/2015/wordml/symex" xmlns:wpg="http://schemas.microsoft.com/office/word/2010/wordprocessingGroup" xmlns:wpi="http://schemas.microsoft.com/office/word/2010/wordprocessingInk" xmlns:wne="http://schemas.microsoft.com/office/word/2006/wordml" xmlns:wps="http://schemas.microsoft.com/office/word/2010/wordprocessingShape" mc:Ignorable="w14 w15 w16se w16cid w16 w16cex wp14">
+<w:document xmlns:wpc="http://schemas.microsoft.com/office/word/2010/wordprocessingCanvas" xmlns:cx="http://schemas.microsoft.com/office/drawing/2014/chartex" xmlns:cx1="http://schemas.microsoft.com/office/drawing/2015/9/8/chartex" xmlns:cx2="http://schemas.microsoft.com/office/drawing/2015/10/21/chartex" xmlns:cx3="http://schemas.microsoft.com/office/drawing/2016/5/9/chartex" xmlns:cx4="http://schemas.microsoft.com/office/drawing/2016/5/10/chartex" xmlns:cx5="http://schemas.microsoft.com/office/drawing/2016/5/11/chartex" xmlns:cx6="http://schemas.microsoft.com/office/drawing/2016/5/12/chartex" xmlns:cx7="http://schemas.microsoft.com/office/drawing/2016/5/13/chartex" xmlns:cx8="http://schemas.microsoft.com/office/drawing/2016/5/14/chartex" xmlns:mc="http://schemas.openxmlformats.org/markup-compatibility/2006" xmlns:aink="http://schemas.microsoft.com/office/drawing/2016/ink" xmlns:am3d="http://schemas.microsoft.com/office/drawing/2017/model3d" xmlns:o="urn:schemas-microsoft-com:office:office" xmlns:r="http://schemas.openxmlformats.org/officeDocument/2006/relationships" xmlns:m="http://schemas.openxmlformats.org/officeDocument/2006/math" xmlns:v="urn:schemas-microsoft-com:vml" xmlns:wp14="http://schemas.microsoft.com/office/word/2010/wordprocessingDrawing" xmlns:wp="http://schemas.openxmlformats.org/drawingml/2006/wordprocessingDrawing" xmlns:w10="urn:schemas-microsoft-com:office:word" xmlns:w="http://schemas.openxmlformats.org/wordprocessingml/2006/main" xmlns:w14="http://schemas.microsoft.com/office/word/2010/wordml" xmlns:w15="http://schemas.microsoft.com/office/word/2012/wordml" xmlns:w16cex="http://schemas.microsoft.com/office/word/2018/wordml/cex" xmlns:w16cid="http://schemas.microsoft.com/office/word/2016/wordml/cid" xmlns:w16="http://schemas.microsoft.com/office/word/2018/wordml" xmlns:w16sdtdh="http://schemas.microsoft.com/office/word/2020/wordml/sdtdatahash" xmlns:w16se="http://schemas.microsoft.com/office/word/2015/wordml/symex" xmlns:wpg="http://schemas.microsoft.com/office/word/2010/wordprocessingGroup" xmlns:wpi="http://schemas.microsoft.com/office/word/2010/wordprocessingInk" xmlns:wne="http://schemas.microsoft.com/office/word/2006/wordml" xmlns:wps="http://schemas.microsoft.com/office/word/2010/wordprocessingShape" mc:Ignorable="w14 w15 w16se w16cid w16 w16cex w16sdtdh wp14">
   <w:body>
     <w:p>
       <w:pPr>
@@ -775,6 +775,7 @@
                 <w:bCs/>
               </w:rPr>
             </w:pPr>
+            <w:proofErr w:type="gramStart"/>
             <w:r>
               <w:rPr>
                 <w:rFonts w:ascii="Arial" w:hAnsi="Arial" w:cs="Arial"/>
@@ -783,6 +784,7 @@
               </w:rPr>
               <w:t>API.SRICA.Distribucion</w:t>
             </w:r>
+            <w:proofErr w:type="gramEnd"/>
           </w:p>
           <w:p>
             <w:pPr>
@@ -889,10 +891,10 @@
               </w:rPr>
               <w:lastRenderedPageBreak/>
               <w:drawing>
-                <wp:inline distT="0" distB="0" distL="0" distR="0" wp14:anchorId="4F1CB201" wp14:editId="5BCA3532">
-                  <wp:extent cx="8858250" cy="5153025"/>
+                <wp:inline distT="0" distB="0" distL="0" distR="0" wp14:anchorId="5895EB5A" wp14:editId="1687726D">
+                  <wp:extent cx="8877300" cy="4829175"/>
                   <wp:effectExtent l="0" t="0" r="0" b="9525"/>
-                  <wp:docPr id="1" name="Imagen 1"/>
+                  <wp:docPr id="40" name="Imagen 40"/>
                   <wp:cNvGraphicFramePr>
                     <a:graphicFrameLocks xmlns:a="http://schemas.openxmlformats.org/drawingml/2006/main" noChangeAspect="1"/>
                   </wp:cNvGraphicFramePr>
@@ -900,7 +902,7 @@
                     <a:graphicData uri="http://schemas.openxmlformats.org/drawingml/2006/picture">
                       <pic:pic xmlns:pic="http://schemas.openxmlformats.org/drawingml/2006/picture">
                         <pic:nvPicPr>
-                          <pic:cNvPr id="0" name="Picture 1"/>
+                          <pic:cNvPr id="0" name="Picture 22"/>
                           <pic:cNvPicPr>
                             <a:picLocks noChangeAspect="1" noChangeArrowheads="1"/>
                           </pic:cNvPicPr>
@@ -921,7 +923,7 @@
                         <pic:spPr bwMode="auto">
                           <a:xfrm>
                             <a:off x="0" y="0"/>
-                            <a:ext cx="8885179" cy="5168690"/>
+                            <a:ext cx="8877300" cy="4829175"/>
                           </a:xfrm>
                           <a:prstGeom prst="rect">
                             <a:avLst/>
@@ -1005,10 +1007,10 @@
                 <w:noProof/>
               </w:rPr>
               <w:drawing>
-                <wp:inline distT="0" distB="0" distL="0" distR="0" wp14:anchorId="064C62D9" wp14:editId="4A9B0158">
-                  <wp:extent cx="8867775" cy="4171950"/>
-                  <wp:effectExtent l="0" t="0" r="9525" b="0"/>
-                  <wp:docPr id="2" name="Imagen 2"/>
+                <wp:inline distT="0" distB="0" distL="0" distR="0" wp14:anchorId="274C7ABA" wp14:editId="178AF685">
+                  <wp:extent cx="8667750" cy="4162425"/>
+                  <wp:effectExtent l="0" t="0" r="0" b="9525"/>
+                  <wp:docPr id="41" name="Imagen 41"/>
                   <wp:cNvGraphicFramePr>
                     <a:graphicFrameLocks xmlns:a="http://schemas.openxmlformats.org/drawingml/2006/main" noChangeAspect="1"/>
                   </wp:cNvGraphicFramePr>
@@ -1016,7 +1018,7 @@
                     <a:graphicData uri="http://schemas.openxmlformats.org/drawingml/2006/picture">
                       <pic:pic xmlns:pic="http://schemas.openxmlformats.org/drawingml/2006/picture">
                         <pic:nvPicPr>
-                          <pic:cNvPr id="0" name="Picture 2"/>
+                          <pic:cNvPr id="0" name="Picture 23"/>
                           <pic:cNvPicPr>
                             <a:picLocks noChangeAspect="1" noChangeArrowheads="1"/>
                           </pic:cNvPicPr>
@@ -1037,7 +1039,7 @@
                         <pic:spPr bwMode="auto">
                           <a:xfrm>
                             <a:off x="0" y="0"/>
-                            <a:ext cx="8867775" cy="4171950"/>
+                            <a:ext cx="8667750" cy="4162425"/>
                           </a:xfrm>
                           <a:prstGeom prst="rect">
                             <a:avLst/>
@@ -1069,6 +1071,7 @@
                 <w:bCs/>
               </w:rPr>
             </w:pPr>
+            <w:proofErr w:type="gramStart"/>
             <w:r>
               <w:rPr>
                 <w:rFonts w:ascii="Arial" w:hAnsi="Arial" w:cs="Arial"/>
@@ -1078,6 +1081,7 @@
               <w:lastRenderedPageBreak/>
               <w:t>API.SRICA.Aplicacion.Interfaz</w:t>
             </w:r>
+            <w:proofErr w:type="gramEnd"/>
           </w:p>
           <w:p>
             <w:pPr>
@@ -1097,10 +1101,10 @@
                 <w:noProof/>
               </w:rPr>
               <w:drawing>
-                <wp:inline distT="0" distB="0" distL="0" distR="0" wp14:anchorId="11BAD656" wp14:editId="76D242EF">
-                  <wp:extent cx="8820150" cy="4542155"/>
-                  <wp:effectExtent l="0" t="0" r="0" b="0"/>
-                  <wp:docPr id="3" name="Imagen 3"/>
+                <wp:inline distT="0" distB="0" distL="0" distR="0" wp14:anchorId="02DA859E" wp14:editId="168EF16E">
+                  <wp:extent cx="8890000" cy="4508500"/>
+                  <wp:effectExtent l="0" t="0" r="6350" b="6350"/>
+                  <wp:docPr id="42" name="Imagen 42"/>
                   <wp:cNvGraphicFramePr>
                     <a:graphicFrameLocks xmlns:a="http://schemas.openxmlformats.org/drawingml/2006/main" noChangeAspect="1"/>
                   </wp:cNvGraphicFramePr>
@@ -1108,7 +1112,7 @@
                     <a:graphicData uri="http://schemas.openxmlformats.org/drawingml/2006/picture">
                       <pic:pic xmlns:pic="http://schemas.openxmlformats.org/drawingml/2006/picture">
                         <pic:nvPicPr>
-                          <pic:cNvPr id="0" name="Picture 3"/>
+                          <pic:cNvPr id="0" name="Picture 24"/>
                           <pic:cNvPicPr>
                             <a:picLocks noChangeAspect="1" noChangeArrowheads="1"/>
                           </pic:cNvPicPr>
@@ -1129,7 +1133,7 @@
                         <pic:spPr bwMode="auto">
                           <a:xfrm>
                             <a:off x="0" y="0"/>
-                            <a:ext cx="8836966" cy="4550815"/>
+                            <a:ext cx="8890000" cy="4508500"/>
                           </a:xfrm>
                           <a:prstGeom prst="rect">
                             <a:avLst/>
@@ -1161,6 +1165,7 @@
                 <w:bCs/>
               </w:rPr>
             </w:pPr>
+            <w:proofErr w:type="gramStart"/>
             <w:r>
               <w:rPr>
                 <w:rFonts w:ascii="Arial" w:hAnsi="Arial" w:cs="Arial"/>
@@ -1170,6 +1175,7 @@
               <w:lastRenderedPageBreak/>
               <w:t>API.SRICA.Aplicacion.Implementacion</w:t>
             </w:r>
+            <w:proofErr w:type="gramEnd"/>
           </w:p>
           <w:p>
             <w:pPr>
@@ -1189,10 +1195,10 @@
                 <w:noProof/>
               </w:rPr>
               <w:drawing>
-                <wp:inline distT="0" distB="0" distL="0" distR="0" wp14:anchorId="61B5A007" wp14:editId="4F0E4526">
-                  <wp:extent cx="8820150" cy="4563110"/>
-                  <wp:effectExtent l="0" t="0" r="0" b="8890"/>
-                  <wp:docPr id="4" name="Imagen 4"/>
+                <wp:inline distT="0" distB="0" distL="0" distR="0" wp14:anchorId="35BF0247" wp14:editId="668D1D71">
+                  <wp:extent cx="8883650" cy="4476750"/>
+                  <wp:effectExtent l="0" t="0" r="0" b="0"/>
+                  <wp:docPr id="43" name="Imagen 43"/>
                   <wp:cNvGraphicFramePr>
                     <a:graphicFrameLocks xmlns:a="http://schemas.openxmlformats.org/drawingml/2006/main" noChangeAspect="1"/>
                   </wp:cNvGraphicFramePr>
@@ -1200,7 +1206,7 @@
                     <a:graphicData uri="http://schemas.openxmlformats.org/drawingml/2006/picture">
                       <pic:pic xmlns:pic="http://schemas.openxmlformats.org/drawingml/2006/picture">
                         <pic:nvPicPr>
-                          <pic:cNvPr id="0" name="Picture 4"/>
+                          <pic:cNvPr id="0" name="Picture 25"/>
                           <pic:cNvPicPr>
                             <a:picLocks noChangeAspect="1" noChangeArrowheads="1"/>
                           </pic:cNvPicPr>
@@ -1221,7 +1227,7 @@
                         <pic:spPr bwMode="auto">
                           <a:xfrm>
                             <a:off x="0" y="0"/>
-                            <a:ext cx="8836696" cy="4571670"/>
+                            <a:ext cx="8883650" cy="4476750"/>
                           </a:xfrm>
                           <a:prstGeom prst="rect">
                             <a:avLst/>
@@ -1278,6 +1284,7 @@
                 <w:bCs/>
               </w:rPr>
             </w:pPr>
+            <w:proofErr w:type="gramStart"/>
             <w:r>
               <w:rPr>
                 <w:rFonts w:ascii="Arial" w:hAnsi="Arial" w:cs="Arial"/>
@@ -1286,6 +1293,7 @@
               </w:rPr>
               <w:t>API.SRICA.Dominio.Entidad</w:t>
             </w:r>
+            <w:proofErr w:type="gramEnd"/>
           </w:p>
           <w:p>
             <w:pPr>
@@ -1305,10 +1313,10 @@
                 <w:noProof/>
               </w:rPr>
               <w:drawing>
-                <wp:inline distT="0" distB="0" distL="0" distR="0" wp14:anchorId="493C916B" wp14:editId="4FB051F8">
-                  <wp:extent cx="8775865" cy="4108450"/>
-                  <wp:effectExtent l="0" t="0" r="6350" b="6350"/>
-                  <wp:docPr id="5" name="Imagen 5"/>
+                <wp:inline distT="0" distB="0" distL="0" distR="0" wp14:anchorId="71AB8D21" wp14:editId="1878FA8A">
+                  <wp:extent cx="8884920" cy="4028535"/>
+                  <wp:effectExtent l="0" t="0" r="0" b="0"/>
+                  <wp:docPr id="44" name="Imagen 44"/>
                   <wp:cNvGraphicFramePr>
                     <a:graphicFrameLocks xmlns:a="http://schemas.openxmlformats.org/drawingml/2006/main" noChangeAspect="1"/>
                   </wp:cNvGraphicFramePr>
@@ -1316,7 +1324,7 @@
                     <a:graphicData uri="http://schemas.openxmlformats.org/drawingml/2006/picture">
                       <pic:pic xmlns:pic="http://schemas.openxmlformats.org/drawingml/2006/picture">
                         <pic:nvPicPr>
-                          <pic:cNvPr id="0" name="Picture 5"/>
+                          <pic:cNvPr id="0" name="Picture 26"/>
                           <pic:cNvPicPr>
                             <a:picLocks noChangeAspect="1" noChangeArrowheads="1"/>
                           </pic:cNvPicPr>
@@ -1337,7 +1345,7 @@
                         <pic:spPr bwMode="auto">
                           <a:xfrm>
                             <a:off x="0" y="0"/>
-                            <a:ext cx="8815784" cy="4127138"/>
+                            <a:ext cx="8896552" cy="4033809"/>
                           </a:xfrm>
                           <a:prstGeom prst="rect">
                             <a:avLst/>
@@ -1369,6 +1377,7 @@
                 <w:bCs/>
               </w:rPr>
             </w:pPr>
+            <w:proofErr w:type="gramStart"/>
             <w:r>
               <w:rPr>
                 <w:rFonts w:ascii="Arial" w:hAnsi="Arial" w:cs="Arial"/>
@@ -1378,6 +1387,7 @@
               <w:lastRenderedPageBreak/>
               <w:t>API.SRICA.Dominio.Excepcion</w:t>
             </w:r>
+            <w:proofErr w:type="gramEnd"/>
           </w:p>
           <w:p>
             <w:pPr>
@@ -1397,10 +1407,10 @@
                 <w:noProof/>
               </w:rPr>
               <w:drawing>
-                <wp:inline distT="0" distB="0" distL="0" distR="0" wp14:anchorId="3B7F085C" wp14:editId="566214C6">
-                  <wp:extent cx="6697683" cy="4572804"/>
-                  <wp:effectExtent l="0" t="0" r="8255" b="0"/>
-                  <wp:docPr id="6" name="Imagen 6"/>
+                <wp:inline distT="0" distB="0" distL="0" distR="0" wp14:anchorId="2EDA11A7" wp14:editId="50D4B885">
+                  <wp:extent cx="8419769" cy="4525701"/>
+                  <wp:effectExtent l="0" t="0" r="635" b="8255"/>
+                  <wp:docPr id="45" name="Imagen 45"/>
                   <wp:cNvGraphicFramePr>
                     <a:graphicFrameLocks xmlns:a="http://schemas.openxmlformats.org/drawingml/2006/main" noChangeAspect="1"/>
                   </wp:cNvGraphicFramePr>
@@ -1408,7 +1418,7 @@
                     <a:graphicData uri="http://schemas.openxmlformats.org/drawingml/2006/picture">
                       <pic:pic xmlns:pic="http://schemas.openxmlformats.org/drawingml/2006/picture">
                         <pic:nvPicPr>
-                          <pic:cNvPr id="0" name="Picture 6"/>
+                          <pic:cNvPr id="0" name="Picture 27"/>
                           <pic:cNvPicPr>
                             <a:picLocks noChangeAspect="1" noChangeArrowheads="1"/>
                           </pic:cNvPicPr>
@@ -1429,7 +1439,7 @@
                         <pic:spPr bwMode="auto">
                           <a:xfrm>
                             <a:off x="0" y="0"/>
-                            <a:ext cx="6731999" cy="4596233"/>
+                            <a:ext cx="8433037" cy="4532833"/>
                           </a:xfrm>
                           <a:prstGeom prst="rect">
                             <a:avLst/>
@@ -1461,6 +1471,7 @@
                 <w:bCs/>
               </w:rPr>
             </w:pPr>
+            <w:proofErr w:type="gramStart"/>
             <w:r>
               <w:rPr>
                 <w:rFonts w:ascii="Arial" w:hAnsi="Arial" w:cs="Arial"/>
@@ -1470,6 +1481,7 @@
               <w:lastRenderedPageBreak/>
               <w:t>API.SRICA.Dominio.Interfaz</w:t>
             </w:r>
+            <w:proofErr w:type="gramEnd"/>
           </w:p>
           <w:p>
             <w:pPr>
@@ -1489,10 +1501,10 @@
                 <w:noProof/>
               </w:rPr>
               <w:drawing>
-                <wp:inline distT="0" distB="0" distL="0" distR="0" wp14:anchorId="19473D15" wp14:editId="5D0DA7AA">
-                  <wp:extent cx="5225143" cy="1889664"/>
-                  <wp:effectExtent l="0" t="0" r="0" b="0"/>
-                  <wp:docPr id="7" name="Imagen 7"/>
+                <wp:inline distT="0" distB="0" distL="0" distR="0" wp14:anchorId="2989B2AF" wp14:editId="374F1A5B">
+                  <wp:extent cx="5902960" cy="1724660"/>
+                  <wp:effectExtent l="0" t="0" r="2540" b="8890"/>
+                  <wp:docPr id="46" name="Imagen 46"/>
                   <wp:cNvGraphicFramePr>
                     <a:graphicFrameLocks xmlns:a="http://schemas.openxmlformats.org/drawingml/2006/main" noChangeAspect="1"/>
                   </wp:cNvGraphicFramePr>
@@ -1500,7 +1512,7 @@
                     <a:graphicData uri="http://schemas.openxmlformats.org/drawingml/2006/picture">
                       <pic:pic xmlns:pic="http://schemas.openxmlformats.org/drawingml/2006/picture">
                         <pic:nvPicPr>
-                          <pic:cNvPr id="0" name="Picture 7"/>
+                          <pic:cNvPr id="0" name="Picture 28"/>
                           <pic:cNvPicPr>
                             <a:picLocks noChangeAspect="1" noChangeArrowheads="1"/>
                           </pic:cNvPicPr>
@@ -1521,7 +1533,7 @@
                         <pic:spPr bwMode="auto">
                           <a:xfrm>
                             <a:off x="0" y="0"/>
-                            <a:ext cx="5246205" cy="1897281"/>
+                            <a:ext cx="5902960" cy="1724660"/>
                           </a:xfrm>
                           <a:prstGeom prst="rect">
                             <a:avLst/>
@@ -1553,13 +1565,23 @@
                 <w:bCs/>
               </w:rPr>
             </w:pPr>
-            <w:r>
-              <w:rPr>
-                <w:rFonts w:ascii="Arial" w:hAnsi="Arial" w:cs="Arial"/>
-                <w:b/>
-                <w:bCs/>
-              </w:rPr>
-              <w:t>API.SRICA.Dominio.Servicio.Interfaz</w:t>
+            <w:proofErr w:type="gramStart"/>
+            <w:r>
+              <w:rPr>
+                <w:rFonts w:ascii="Arial" w:hAnsi="Arial" w:cs="Arial"/>
+                <w:b/>
+                <w:bCs/>
+              </w:rPr>
+              <w:t>API.SRICA.Dominio.Servicio</w:t>
+            </w:r>
+            <w:proofErr w:type="gramEnd"/>
+            <w:r>
+              <w:rPr>
+                <w:rFonts w:ascii="Arial" w:hAnsi="Arial" w:cs="Arial"/>
+                <w:b/>
+                <w:bCs/>
+              </w:rPr>
+              <w:t>.Interfaz</w:t>
             </w:r>
           </w:p>
           <w:p>
@@ -1631,10 +1653,10 @@
               </w:rPr>
               <w:lastRenderedPageBreak/>
               <w:drawing>
-                <wp:inline distT="0" distB="0" distL="0" distR="0" wp14:anchorId="48047D20" wp14:editId="0430E307">
-                  <wp:extent cx="8728075" cy="5023262"/>
-                  <wp:effectExtent l="0" t="0" r="0" b="6350"/>
-                  <wp:docPr id="8" name="Imagen 8"/>
+                <wp:inline distT="0" distB="0" distL="0" distR="0" wp14:anchorId="27C04F65" wp14:editId="6786AD12">
+                  <wp:extent cx="8883304" cy="4965540"/>
+                  <wp:effectExtent l="0" t="0" r="0" b="6985"/>
+                  <wp:docPr id="47" name="Imagen 47"/>
                   <wp:cNvGraphicFramePr>
                     <a:graphicFrameLocks xmlns:a="http://schemas.openxmlformats.org/drawingml/2006/main" noChangeAspect="1"/>
                   </wp:cNvGraphicFramePr>
@@ -1642,7 +1664,7 @@
                     <a:graphicData uri="http://schemas.openxmlformats.org/drawingml/2006/picture">
                       <pic:pic xmlns:pic="http://schemas.openxmlformats.org/drawingml/2006/picture">
                         <pic:nvPicPr>
-                          <pic:cNvPr id="0" name="Picture 8"/>
+                          <pic:cNvPr id="0" name="Picture 29"/>
                           <pic:cNvPicPr>
                             <a:picLocks noChangeAspect="1" noChangeArrowheads="1"/>
                           </pic:cNvPicPr>
@@ -1663,7 +1685,7 @@
                         <pic:spPr bwMode="auto">
                           <a:xfrm>
                             <a:off x="0" y="0"/>
-                            <a:ext cx="8784909" cy="5055972"/>
+                            <a:ext cx="8909009" cy="4979908"/>
                           </a:xfrm>
                           <a:prstGeom prst="rect">
                             <a:avLst/>
@@ -1695,6 +1717,7 @@
                 <w:bCs/>
               </w:rPr>
             </w:pPr>
+            <w:proofErr w:type="gramStart"/>
             <w:r>
               <w:rPr>
                 <w:rFonts w:ascii="Arial" w:hAnsi="Arial" w:cs="Arial"/>
@@ -1702,7 +1725,16 @@
                 <w:bCs/>
               </w:rPr>
               <w:lastRenderedPageBreak/>
-              <w:t>API.SRICA.Dominio.Servicio.Implementacion</w:t>
+              <w:t>API.SRICA.Dominio.Servicio</w:t>
+            </w:r>
+            <w:proofErr w:type="gramEnd"/>
+            <w:r>
+              <w:rPr>
+                <w:rFonts w:ascii="Arial" w:hAnsi="Arial" w:cs="Arial"/>
+                <w:b/>
+                <w:bCs/>
+              </w:rPr>
+              <w:t>.Implementacion</w:t>
             </w:r>
           </w:p>
           <w:p>
@@ -1723,10 +1755,10 @@
                 <w:noProof/>
               </w:rPr>
               <w:drawing>
-                <wp:inline distT="0" distB="0" distL="0" distR="0" wp14:anchorId="50363E0D" wp14:editId="77E513AD">
-                  <wp:extent cx="6780810" cy="4370487"/>
-                  <wp:effectExtent l="0" t="0" r="1270" b="0"/>
-                  <wp:docPr id="11" name="Imagen 11"/>
+                <wp:inline distT="0" distB="0" distL="0" distR="0" wp14:anchorId="1764496F" wp14:editId="0B8BCE12">
+                  <wp:extent cx="8877935" cy="4560425"/>
+                  <wp:effectExtent l="0" t="0" r="0" b="0"/>
+                  <wp:docPr id="48" name="Imagen 48"/>
                   <wp:cNvGraphicFramePr>
                     <a:graphicFrameLocks xmlns:a="http://schemas.openxmlformats.org/drawingml/2006/main" noChangeAspect="1"/>
                   </wp:cNvGraphicFramePr>
@@ -1734,7 +1766,7 @@
                     <a:graphicData uri="http://schemas.openxmlformats.org/drawingml/2006/picture">
                       <pic:pic xmlns:pic="http://schemas.openxmlformats.org/drawingml/2006/picture">
                         <pic:nvPicPr>
-                          <pic:cNvPr id="0" name="Picture 11"/>
+                          <pic:cNvPr id="0" name="Picture 30"/>
                           <pic:cNvPicPr>
                             <a:picLocks noChangeAspect="1" noChangeArrowheads="1"/>
                           </pic:cNvPicPr>
@@ -1755,7 +1787,7 @@
                         <pic:spPr bwMode="auto">
                           <a:xfrm>
                             <a:off x="0" y="0"/>
-                            <a:ext cx="6811148" cy="4390041"/>
+                            <a:ext cx="8885359" cy="4564238"/>
                           </a:xfrm>
                           <a:prstGeom prst="rect">
                             <a:avLst/>
@@ -1787,6 +1819,7 @@
                 <w:bCs/>
               </w:rPr>
             </w:pPr>
+            <w:proofErr w:type="gramStart"/>
             <w:r>
               <w:rPr>
                 <w:rFonts w:ascii="Arial" w:hAnsi="Arial" w:cs="Arial"/>
@@ -1794,7 +1827,16 @@
                 <w:bCs/>
               </w:rPr>
               <w:lastRenderedPageBreak/>
-              <w:t>API.SRICA.Dominio.ServicioExterno.Interfaz</w:t>
+              <w:t>API.SRICA.Dominio.ServicioExterno</w:t>
+            </w:r>
+            <w:proofErr w:type="gramEnd"/>
+            <w:r>
+              <w:rPr>
+                <w:rFonts w:ascii="Arial" w:hAnsi="Arial" w:cs="Arial"/>
+                <w:b/>
+                <w:bCs/>
+              </w:rPr>
+              <w:t>.Interfaz</w:t>
             </w:r>
           </w:p>
           <w:p>
@@ -1815,10 +1857,10 @@
                 <w:noProof/>
               </w:rPr>
               <w:drawing>
-                <wp:inline distT="0" distB="0" distL="0" distR="0" wp14:anchorId="62D63FE1" wp14:editId="19379329">
-                  <wp:extent cx="5309965" cy="2743200"/>
-                  <wp:effectExtent l="0" t="0" r="5080" b="0"/>
-                  <wp:docPr id="10" name="Imagen 10"/>
+                <wp:inline distT="0" distB="0" distL="0" distR="0" wp14:anchorId="7DAD95C5" wp14:editId="66A808BB">
+                  <wp:extent cx="5715123" cy="3020992"/>
+                  <wp:effectExtent l="0" t="0" r="0" b="8255"/>
+                  <wp:docPr id="49" name="Imagen 49"/>
                   <wp:cNvGraphicFramePr>
                     <a:graphicFrameLocks xmlns:a="http://schemas.openxmlformats.org/drawingml/2006/main" noChangeAspect="1"/>
                   </wp:cNvGraphicFramePr>
@@ -1826,7 +1868,7 @@
                     <a:graphicData uri="http://schemas.openxmlformats.org/drawingml/2006/picture">
                       <pic:pic xmlns:pic="http://schemas.openxmlformats.org/drawingml/2006/picture">
                         <pic:nvPicPr>
-                          <pic:cNvPr id="0" name="Picture 10"/>
+                          <pic:cNvPr id="0" name="Picture 31"/>
                           <pic:cNvPicPr>
                             <a:picLocks noChangeAspect="1" noChangeArrowheads="1"/>
                           </pic:cNvPicPr>
@@ -1847,7 +1889,7 @@
                         <pic:spPr bwMode="auto">
                           <a:xfrm>
                             <a:off x="0" y="0"/>
-                            <a:ext cx="5311572" cy="2744030"/>
+                            <a:ext cx="5736722" cy="3032409"/>
                           </a:xfrm>
                           <a:prstGeom prst="rect">
                             <a:avLst/>
@@ -1903,6 +1945,7 @@
                 <w:bCs/>
               </w:rPr>
             </w:pPr>
+            <w:proofErr w:type="gramStart"/>
             <w:r>
               <w:rPr>
                 <w:rFonts w:ascii="Arial" w:hAnsi="Arial" w:cs="Arial"/>
@@ -1911,16 +1954,7 @@
               </w:rPr>
               <w:t>API.SRICA.Infraestructura.Configuracion</w:t>
             </w:r>
-          </w:p>
-          <w:p>
-            <w:pPr>
-              <w:spacing w:after="240" w:line="360" w:lineRule="auto"/>
-              <w:rPr>
-                <w:rFonts w:ascii="Arial" w:hAnsi="Arial" w:cs="Arial"/>
-                <w:b/>
-                <w:bCs/>
-              </w:rPr>
-            </w:pPr>
+            <w:proofErr w:type="gramEnd"/>
           </w:p>
           <w:p>
             <w:pPr>
@@ -1951,10 +1985,10 @@
               </w:rPr>
               <w:lastRenderedPageBreak/>
               <w:drawing>
-                <wp:inline distT="0" distB="0" distL="0" distR="0" wp14:anchorId="1888F1B8" wp14:editId="26C89856">
-                  <wp:extent cx="8204926" cy="5320145"/>
-                  <wp:effectExtent l="0" t="0" r="5715" b="0"/>
-                  <wp:docPr id="12" name="Imagen 12"/>
+                <wp:inline distT="0" distB="0" distL="0" distR="0" wp14:anchorId="6039F629" wp14:editId="45E369E7">
+                  <wp:extent cx="8877935" cy="5023413"/>
+                  <wp:effectExtent l="0" t="0" r="0" b="6350"/>
+                  <wp:docPr id="50" name="Imagen 50"/>
                   <wp:cNvGraphicFramePr>
                     <a:graphicFrameLocks xmlns:a="http://schemas.openxmlformats.org/drawingml/2006/main" noChangeAspect="1"/>
                   </wp:cNvGraphicFramePr>
@@ -1962,7 +1996,7 @@
                     <a:graphicData uri="http://schemas.openxmlformats.org/drawingml/2006/picture">
                       <pic:pic xmlns:pic="http://schemas.openxmlformats.org/drawingml/2006/picture">
                         <pic:nvPicPr>
-                          <pic:cNvPr id="0" name="Picture 12"/>
+                          <pic:cNvPr id="0" name="Picture 32"/>
                           <pic:cNvPicPr>
                             <a:picLocks noChangeAspect="1" noChangeArrowheads="1"/>
                           </pic:cNvPicPr>
@@ -1983,7 +2017,7 @@
                         <pic:spPr bwMode="auto">
                           <a:xfrm>
                             <a:off x="0" y="0"/>
-                            <a:ext cx="8216442" cy="5327612"/>
+                            <a:ext cx="8884577" cy="5027171"/>
                           </a:xfrm>
                           <a:prstGeom prst="rect">
                             <a:avLst/>
@@ -2015,6 +2049,7 @@
                 <w:bCs/>
               </w:rPr>
             </w:pPr>
+            <w:proofErr w:type="gramStart"/>
             <w:r>
               <w:rPr>
                 <w:rFonts w:ascii="Arial" w:hAnsi="Arial" w:cs="Arial"/>
@@ -2024,6 +2059,7 @@
               <w:lastRenderedPageBreak/>
               <w:t>API.SRICA.Infraestructura.Injector</w:t>
             </w:r>
+            <w:proofErr w:type="gramEnd"/>
           </w:p>
           <w:p>
             <w:pPr>
@@ -2043,10 +2079,10 @@
                 <w:noProof/>
               </w:rPr>
               <w:drawing>
-                <wp:inline distT="0" distB="0" distL="0" distR="0" wp14:anchorId="1D23776C" wp14:editId="36CAF41A">
-                  <wp:extent cx="2018665" cy="1781175"/>
-                  <wp:effectExtent l="0" t="0" r="635" b="9525"/>
-                  <wp:docPr id="13" name="Imagen 13"/>
+                <wp:inline distT="0" distB="0" distL="0" distR="0" wp14:anchorId="41EE5299" wp14:editId="0ADC6C51">
+                  <wp:extent cx="2477135" cy="1782445"/>
+                  <wp:effectExtent l="0" t="0" r="0" b="8255"/>
+                  <wp:docPr id="51" name="Imagen 51"/>
                   <wp:cNvGraphicFramePr>
                     <a:graphicFrameLocks xmlns:a="http://schemas.openxmlformats.org/drawingml/2006/main" noChangeAspect="1"/>
                   </wp:cNvGraphicFramePr>
@@ -2054,7 +2090,7 @@
                     <a:graphicData uri="http://schemas.openxmlformats.org/drawingml/2006/picture">
                       <pic:pic xmlns:pic="http://schemas.openxmlformats.org/drawingml/2006/picture">
                         <pic:nvPicPr>
-                          <pic:cNvPr id="0" name="Picture 13"/>
+                          <pic:cNvPr id="0" name="Picture 33"/>
                           <pic:cNvPicPr>
                             <a:picLocks noChangeAspect="1" noChangeArrowheads="1"/>
                           </pic:cNvPicPr>
@@ -2075,7 +2111,7 @@
                         <pic:spPr bwMode="auto">
                           <a:xfrm>
                             <a:off x="0" y="0"/>
-                            <a:ext cx="2018665" cy="1781175"/>
+                            <a:ext cx="2477135" cy="1782445"/>
                           </a:xfrm>
                           <a:prstGeom prst="rect">
                             <a:avLst/>
@@ -2107,13 +2143,23 @@
                 <w:bCs/>
               </w:rPr>
             </w:pPr>
-            <w:r>
-              <w:rPr>
-                <w:rFonts w:ascii="Arial" w:hAnsi="Arial" w:cs="Arial"/>
-                <w:b/>
-                <w:bCs/>
-              </w:rPr>
-              <w:t>API.SRICA.Infraestructura.ServicioExterno.Implementacion</w:t>
+            <w:proofErr w:type="gramStart"/>
+            <w:r>
+              <w:rPr>
+                <w:rFonts w:ascii="Arial" w:hAnsi="Arial" w:cs="Arial"/>
+                <w:b/>
+                <w:bCs/>
+              </w:rPr>
+              <w:t>API.SRICA.Infraestructura.ServicioExterno</w:t>
+            </w:r>
+            <w:proofErr w:type="gramEnd"/>
+            <w:r>
+              <w:rPr>
+                <w:rFonts w:ascii="Arial" w:hAnsi="Arial" w:cs="Arial"/>
+                <w:b/>
+                <w:bCs/>
+              </w:rPr>
+              <w:t>.Implementacion</w:t>
             </w:r>
           </w:p>
           <w:p>
@@ -2195,10 +2241,10 @@
               </w:rPr>
               <w:lastRenderedPageBreak/>
               <w:drawing>
-                <wp:inline distT="0" distB="0" distL="0" distR="0" wp14:anchorId="618330CA" wp14:editId="4681046A">
-                  <wp:extent cx="8645236" cy="4928040"/>
-                  <wp:effectExtent l="0" t="0" r="3810" b="6350"/>
-                  <wp:docPr id="14" name="Imagen 14"/>
+                <wp:inline distT="0" distB="0" distL="0" distR="0" wp14:anchorId="61C564DE" wp14:editId="65E6E8DF">
+                  <wp:extent cx="8883650" cy="4959985"/>
+                  <wp:effectExtent l="0" t="0" r="0" b="0"/>
+                  <wp:docPr id="52" name="Imagen 52"/>
                   <wp:cNvGraphicFramePr>
                     <a:graphicFrameLocks xmlns:a="http://schemas.openxmlformats.org/drawingml/2006/main" noChangeAspect="1"/>
                   </wp:cNvGraphicFramePr>
@@ -2206,7 +2252,7 @@
                     <a:graphicData uri="http://schemas.openxmlformats.org/drawingml/2006/picture">
                       <pic:pic xmlns:pic="http://schemas.openxmlformats.org/drawingml/2006/picture">
                         <pic:nvPicPr>
-                          <pic:cNvPr id="0" name="Picture 14"/>
+                          <pic:cNvPr id="0" name="Picture 34"/>
                           <pic:cNvPicPr>
                             <a:picLocks noChangeAspect="1" noChangeArrowheads="1"/>
                           </pic:cNvPicPr>
@@ -2227,7 +2273,7 @@
                         <pic:spPr bwMode="auto">
                           <a:xfrm>
                             <a:off x="0" y="0"/>
-                            <a:ext cx="8667221" cy="4940572"/>
+                            <a:ext cx="8883650" cy="4959985"/>
                           </a:xfrm>
                           <a:prstGeom prst="rect">
                             <a:avLst/>
@@ -2246,16 +2292,6 @@
           </w:p>
           <w:p>
             <w:pPr>
-              <w:spacing w:after="240" w:line="360" w:lineRule="auto"/>
-              <w:rPr>
-                <w:rFonts w:ascii="Arial" w:hAnsi="Arial" w:cs="Arial"/>
-                <w:b/>
-                <w:bCs/>
-              </w:rPr>
-            </w:pPr>
-          </w:p>
-          <w:p>
-            <w:pPr>
               <w:pStyle w:val="Prrafodelista"/>
               <w:numPr>
                 <w:ilvl w:val="0"/>
@@ -2275,6 +2311,7 @@
                 <w:b/>
                 <w:bCs/>
               </w:rPr>
+              <w:lastRenderedPageBreak/>
               <w:t>Diagrama de Clases del Microservicio de Correo:</w:t>
             </w:r>
           </w:p>
@@ -2296,10 +2333,10 @@
                 <w:noProof/>
               </w:rPr>
               <w:drawing>
-                <wp:inline distT="0" distB="0" distL="0" distR="0" wp14:anchorId="54449B1C" wp14:editId="40E82E25">
-                  <wp:extent cx="6724650" cy="1752600"/>
-                  <wp:effectExtent l="0" t="0" r="0" b="0"/>
-                  <wp:docPr id="20" name="Imagen 20"/>
+                <wp:inline distT="0" distB="0" distL="0" distR="0" wp14:anchorId="14E43560" wp14:editId="1A5863E0">
+                  <wp:extent cx="6301541" cy="4428877"/>
+                  <wp:effectExtent l="0" t="0" r="4445" b="0"/>
+                  <wp:docPr id="34" name="Imagen 34"/>
                   <wp:cNvGraphicFramePr>
                     <a:graphicFrameLocks xmlns:a="http://schemas.openxmlformats.org/drawingml/2006/main" noChangeAspect="1"/>
                   </wp:cNvGraphicFramePr>
@@ -2307,7 +2344,7 @@
                     <a:graphicData uri="http://schemas.openxmlformats.org/drawingml/2006/picture">
                       <pic:pic xmlns:pic="http://schemas.openxmlformats.org/drawingml/2006/picture">
                         <pic:nvPicPr>
-                          <pic:cNvPr id="0" name="Picture 20"/>
+                          <pic:cNvPr id="0" name="Picture 16"/>
                           <pic:cNvPicPr>
                             <a:picLocks noChangeAspect="1" noChangeArrowheads="1"/>
                           </pic:cNvPicPr>
@@ -2328,7 +2365,7 @@
                         <pic:spPr bwMode="auto">
                           <a:xfrm>
                             <a:off x="0" y="0"/>
-                            <a:ext cx="6724650" cy="1752600"/>
+                            <a:ext cx="6312017" cy="4436240"/>
                           </a:xfrm>
                           <a:prstGeom prst="rect">
                             <a:avLst/>
@@ -2366,6 +2403,7 @@
                 <w:b/>
                 <w:bCs/>
               </w:rPr>
+              <w:lastRenderedPageBreak/>
               <w:t>Diagrama de Clases del Microservicio de Detección de Iris:</w:t>
             </w:r>
           </w:p>
@@ -2387,10 +2425,10 @@
                 <w:noProof/>
               </w:rPr>
               <w:drawing>
-                <wp:inline distT="0" distB="0" distL="0" distR="0" wp14:anchorId="28DB7056" wp14:editId="08D1F1CE">
-                  <wp:extent cx="8715375" cy="1111607"/>
-                  <wp:effectExtent l="0" t="0" r="0" b="0"/>
-                  <wp:docPr id="17" name="Imagen 17"/>
+                <wp:inline distT="0" distB="0" distL="0" distR="0" wp14:anchorId="2C7CC159" wp14:editId="12CF4EAE">
+                  <wp:extent cx="8889365" cy="4468633"/>
+                  <wp:effectExtent l="0" t="0" r="6985" b="8255"/>
+                  <wp:docPr id="36" name="Imagen 36"/>
                   <wp:cNvGraphicFramePr>
                     <a:graphicFrameLocks xmlns:a="http://schemas.openxmlformats.org/drawingml/2006/main" noChangeAspect="1"/>
                   </wp:cNvGraphicFramePr>
@@ -2398,7 +2436,7 @@
                     <a:graphicData uri="http://schemas.openxmlformats.org/drawingml/2006/picture">
                       <pic:pic xmlns:pic="http://schemas.openxmlformats.org/drawingml/2006/picture">
                         <pic:nvPicPr>
-                          <pic:cNvPr id="0" name="Picture 17"/>
+                          <pic:cNvPr id="0" name="Picture 18"/>
                           <pic:cNvPicPr>
                             <a:picLocks noChangeAspect="1" noChangeArrowheads="1"/>
                           </pic:cNvPicPr>
@@ -2419,7 +2457,7 @@
                         <pic:spPr bwMode="auto">
                           <a:xfrm>
                             <a:off x="0" y="0"/>
-                            <a:ext cx="8919752" cy="1137674"/>
+                            <a:ext cx="8897716" cy="4472831"/>
                           </a:xfrm>
                           <a:prstGeom prst="rect">
                             <a:avLst/>
@@ -2438,28 +2476,6 @@
           </w:p>
           <w:p>
             <w:pPr>
-              <w:spacing w:after="240" w:line="360" w:lineRule="auto"/>
-              <w:jc w:val="center"/>
-              <w:rPr>
-                <w:rFonts w:ascii="Arial" w:hAnsi="Arial" w:cs="Arial"/>
-                <w:b/>
-                <w:bCs/>
-              </w:rPr>
-            </w:pPr>
-          </w:p>
-          <w:p>
-            <w:pPr>
-              <w:spacing w:after="240" w:line="360" w:lineRule="auto"/>
-              <w:jc w:val="center"/>
-              <w:rPr>
-                <w:rFonts w:ascii="Arial" w:hAnsi="Arial" w:cs="Arial"/>
-                <w:b/>
-                <w:bCs/>
-              </w:rPr>
-            </w:pPr>
-          </w:p>
-          <w:p>
-            <w:pPr>
               <w:pStyle w:val="Prrafodelista"/>
               <w:numPr>
                 <w:ilvl w:val="0"/>
@@ -2479,6 +2495,7 @@
                 <w:b/>
                 <w:bCs/>
               </w:rPr>
+              <w:lastRenderedPageBreak/>
               <w:t>Diagrama de Clases del Microservicio de Segmentación de Iris:</w:t>
             </w:r>
           </w:p>
@@ -2500,10 +2517,10 @@
                 <w:noProof/>
               </w:rPr>
               <w:drawing>
-                <wp:inline distT="0" distB="0" distL="0" distR="0" wp14:anchorId="3C4F9AA2" wp14:editId="62CF5172">
-                  <wp:extent cx="8886825" cy="1514475"/>
-                  <wp:effectExtent l="0" t="0" r="9525" b="9525"/>
-                  <wp:docPr id="18" name="Imagen 18"/>
+                <wp:inline distT="0" distB="0" distL="0" distR="0" wp14:anchorId="306E103F" wp14:editId="4300B615">
+                  <wp:extent cx="8889365" cy="4540195"/>
+                  <wp:effectExtent l="0" t="0" r="6985" b="0"/>
+                  <wp:docPr id="37" name="Imagen 37"/>
                   <wp:cNvGraphicFramePr>
                     <a:graphicFrameLocks xmlns:a="http://schemas.openxmlformats.org/drawingml/2006/main" noChangeAspect="1"/>
                   </wp:cNvGraphicFramePr>
@@ -2511,7 +2528,7 @@
                     <a:graphicData uri="http://schemas.openxmlformats.org/drawingml/2006/picture">
                       <pic:pic xmlns:pic="http://schemas.openxmlformats.org/drawingml/2006/picture">
                         <pic:nvPicPr>
-                          <pic:cNvPr id="0" name="Picture 18"/>
+                          <pic:cNvPr id="0" name="Picture 19"/>
                           <pic:cNvPicPr>
                             <a:picLocks noChangeAspect="1" noChangeArrowheads="1"/>
                           </pic:cNvPicPr>
@@ -2532,7 +2549,7 @@
                         <pic:spPr bwMode="auto">
                           <a:xfrm>
                             <a:off x="0" y="0"/>
-                            <a:ext cx="8886825" cy="1514475"/>
+                            <a:ext cx="8907623" cy="4549520"/>
                           </a:xfrm>
                           <a:prstGeom prst="rect">
                             <a:avLst/>
@@ -2570,6 +2587,7 @@
                 <w:b/>
                 <w:bCs/>
               </w:rPr>
+              <w:lastRenderedPageBreak/>
               <w:t>Diagrama de Clases del Microservicio de Codificación de Iris:</w:t>
             </w:r>
           </w:p>
@@ -2591,10 +2609,10 @@
                 <w:noProof/>
               </w:rPr>
               <w:drawing>
-                <wp:inline distT="0" distB="0" distL="0" distR="0" wp14:anchorId="3769B80A" wp14:editId="66372D6E">
-                  <wp:extent cx="7829550" cy="1562100"/>
+                <wp:inline distT="0" distB="0" distL="0" distR="0" wp14:anchorId="1A353B18" wp14:editId="2BB029CC">
+                  <wp:extent cx="7641438" cy="4500439"/>
                   <wp:effectExtent l="0" t="0" r="0" b="0"/>
-                  <wp:docPr id="19" name="Imagen 19"/>
+                  <wp:docPr id="38" name="Imagen 38"/>
                   <wp:cNvGraphicFramePr>
                     <a:graphicFrameLocks xmlns:a="http://schemas.openxmlformats.org/drawingml/2006/main" noChangeAspect="1"/>
                   </wp:cNvGraphicFramePr>
@@ -2602,7 +2620,7 @@
                     <a:graphicData uri="http://schemas.openxmlformats.org/drawingml/2006/picture">
                       <pic:pic xmlns:pic="http://schemas.openxmlformats.org/drawingml/2006/picture">
                         <pic:nvPicPr>
-                          <pic:cNvPr id="0" name="Picture 19"/>
+                          <pic:cNvPr id="0" name="Picture 20"/>
                           <pic:cNvPicPr>
                             <a:picLocks noChangeAspect="1" noChangeArrowheads="1"/>
                           </pic:cNvPicPr>
@@ -2623,7 +2641,7 @@
                         <pic:spPr bwMode="auto">
                           <a:xfrm>
                             <a:off x="0" y="0"/>
-                            <a:ext cx="7829550" cy="1562100"/>
+                            <a:ext cx="7657899" cy="4510134"/>
                           </a:xfrm>
                           <a:prstGeom prst="rect">
                             <a:avLst/>
@@ -2642,28 +2660,6 @@
           </w:p>
           <w:p>
             <w:pPr>
-              <w:spacing w:after="240" w:line="360" w:lineRule="auto"/>
-              <w:jc w:val="center"/>
-              <w:rPr>
-                <w:rFonts w:ascii="Arial" w:hAnsi="Arial" w:cs="Arial"/>
-                <w:b/>
-                <w:bCs/>
-              </w:rPr>
-            </w:pPr>
-          </w:p>
-          <w:p>
-            <w:pPr>
-              <w:spacing w:after="240" w:line="360" w:lineRule="auto"/>
-              <w:jc w:val="center"/>
-              <w:rPr>
-                <w:rFonts w:ascii="Arial" w:hAnsi="Arial" w:cs="Arial"/>
-                <w:b/>
-                <w:bCs/>
-              </w:rPr>
-            </w:pPr>
-          </w:p>
-          <w:p>
-            <w:pPr>
               <w:pStyle w:val="Prrafodelista"/>
               <w:numPr>
                 <w:ilvl w:val="0"/>
@@ -2683,6 +2679,7 @@
                 <w:b/>
                 <w:bCs/>
               </w:rPr>
+              <w:lastRenderedPageBreak/>
               <w:t>Diagrama de Clases del Microservicio de Reconocimiento de Iris:</w:t>
             </w:r>
           </w:p>
@@ -2696,13 +2693,14 @@
             </w:pPr>
             <w:r>
               <w:rPr>
+                <w:rFonts w:ascii="Arial" w:hAnsi="Arial" w:cs="Arial"/>
                 <w:noProof/>
               </w:rPr>
               <w:drawing>
-                <wp:inline distT="0" distB="0" distL="0" distR="0" wp14:anchorId="4A72D60E" wp14:editId="39A1702E">
-                  <wp:extent cx="8648700" cy="1171575"/>
-                  <wp:effectExtent l="0" t="0" r="0" b="9525"/>
-                  <wp:docPr id="21" name="Imagen 21"/>
+                <wp:inline distT="0" distB="0" distL="0" distR="0" wp14:anchorId="038CAC26" wp14:editId="7585C823">
+                  <wp:extent cx="8888179" cy="4333461"/>
+                  <wp:effectExtent l="0" t="0" r="8255" b="0"/>
+                  <wp:docPr id="39" name="Imagen 39"/>
                   <wp:cNvGraphicFramePr>
                     <a:graphicFrameLocks xmlns:a="http://schemas.openxmlformats.org/drawingml/2006/main" noChangeAspect="1"/>
                   </wp:cNvGraphicFramePr>
@@ -2731,7 +2729,7 @@
                         <pic:spPr bwMode="auto">
                           <a:xfrm>
                             <a:off x="0" y="0"/>
-                            <a:ext cx="8648700" cy="1171575"/>
+                            <a:ext cx="8898995" cy="4338734"/>
                           </a:xfrm>
                           <a:prstGeom prst="rect">
                             <a:avLst/>
@@ -2770,7 +2768,7 @@
 </file>
 
 <file path=word/numbering.xml><?xml version="1.0" encoding="utf-8"?>
-<w:numbering xmlns:wpc="http://schemas.microsoft.com/office/word/2010/wordprocessingCanvas" xmlns:cx="http://schemas.microsoft.com/office/drawing/2014/chartex" xmlns:cx1="http://schemas.microsoft.com/office/drawing/2015/9/8/chartex" xmlns:cx2="http://schemas.microsoft.com/office/drawing/2015/10/21/chartex" xmlns:cx3="http://schemas.microsoft.com/office/drawing/2016/5/9/chartex" xmlns:cx4="http://schemas.microsoft.com/office/drawing/2016/5/10/chartex" xmlns:cx5="http://schemas.microsoft.com/office/drawing/2016/5/11/chartex" xmlns:cx6="http://schemas.microsoft.com/office/drawing/2016/5/12/chartex" xmlns:cx7="http://schemas.microsoft.com/office/drawing/2016/5/13/chartex" xmlns:cx8="http://schemas.microsoft.com/office/drawing/2016/5/14/chartex" xmlns:mc="http://schemas.openxmlformats.org/markup-compatibility/2006" xmlns:aink="http://schemas.microsoft.com/office/drawing/2016/ink" xmlns:am3d="http://schemas.microsoft.com/office/drawing/2017/model3d" xmlns:o="urn:schemas-microsoft-com:office:office" xmlns:r="http://schemas.openxmlformats.org/officeDocument/2006/relationships" xmlns:m="http://schemas.openxmlformats.org/officeDocument/2006/math" xmlns:v="urn:schemas-microsoft-com:vml" xmlns:wp14="http://schemas.microsoft.com/office/word/2010/wordprocessingDrawing" xmlns:wp="http://schemas.openxmlformats.org/drawingml/2006/wordprocessingDrawing" xmlns:w10="urn:schemas-microsoft-com:office:word" xmlns:w="http://schemas.openxmlformats.org/wordprocessingml/2006/main" xmlns:w14="http://schemas.microsoft.com/office/word/2010/wordml" xmlns:w15="http://schemas.microsoft.com/office/word/2012/wordml" xmlns:w16cex="http://schemas.microsoft.com/office/word/2018/wordml/cex" xmlns:w16cid="http://schemas.microsoft.com/office/word/2016/wordml/cid" xmlns:w16="http://schemas.microsoft.com/office/word/2018/wordml" xmlns:w16se="http://schemas.microsoft.com/office/word/2015/wordml/symex" xmlns:wpg="http://schemas.microsoft.com/office/word/2010/wordprocessingGroup" xmlns:wpi="http://schemas.microsoft.com/office/word/2010/wordprocessingInk" xmlns:wne="http://schemas.microsoft.com/office/word/2006/wordml" xmlns:wps="http://schemas.microsoft.com/office/word/2010/wordprocessingShape" mc:Ignorable="w14 w15 w16se w16cid w16 w16cex wp14">
+<w:numbering xmlns:wpc="http://schemas.microsoft.com/office/word/2010/wordprocessingCanvas" xmlns:cx="http://schemas.microsoft.com/office/drawing/2014/chartex" xmlns:cx1="http://schemas.microsoft.com/office/drawing/2015/9/8/chartex" xmlns:cx2="http://schemas.microsoft.com/office/drawing/2015/10/21/chartex" xmlns:cx3="http://schemas.microsoft.com/office/drawing/2016/5/9/chartex" xmlns:cx4="http://schemas.microsoft.com/office/drawing/2016/5/10/chartex" xmlns:cx5="http://schemas.microsoft.com/office/drawing/2016/5/11/chartex" xmlns:cx6="http://schemas.microsoft.com/office/drawing/2016/5/12/chartex" xmlns:cx7="http://schemas.microsoft.com/office/drawing/2016/5/13/chartex" xmlns:cx8="http://schemas.microsoft.com/office/drawing/2016/5/14/chartex" xmlns:mc="http://schemas.openxmlformats.org/markup-compatibility/2006" xmlns:aink="http://schemas.microsoft.com/office/drawing/2016/ink" xmlns:am3d="http://schemas.microsoft.com/office/drawing/2017/model3d" xmlns:o="urn:schemas-microsoft-com:office:office" xmlns:r="http://schemas.openxmlformats.org/officeDocument/2006/relationships" xmlns:m="http://schemas.openxmlformats.org/officeDocument/2006/math" xmlns:v="urn:schemas-microsoft-com:vml" xmlns:wp14="http://schemas.microsoft.com/office/word/2010/wordprocessingDrawing" xmlns:wp="http://schemas.openxmlformats.org/drawingml/2006/wordprocessingDrawing" xmlns:w10="urn:schemas-microsoft-com:office:word" xmlns:w="http://schemas.openxmlformats.org/wordprocessingml/2006/main" xmlns:w14="http://schemas.microsoft.com/office/word/2010/wordml" xmlns:w15="http://schemas.microsoft.com/office/word/2012/wordml" xmlns:w16cex="http://schemas.microsoft.com/office/word/2018/wordml/cex" xmlns:w16cid="http://schemas.microsoft.com/office/word/2016/wordml/cid" xmlns:w16="http://schemas.microsoft.com/office/word/2018/wordml" xmlns:w16sdtdh="http://schemas.microsoft.com/office/word/2020/wordml/sdtdatahash" xmlns:w16se="http://schemas.microsoft.com/office/word/2015/wordml/symex" xmlns:wpg="http://schemas.microsoft.com/office/word/2010/wordprocessingGroup" xmlns:wpi="http://schemas.microsoft.com/office/word/2010/wordprocessingInk" xmlns:wne="http://schemas.microsoft.com/office/word/2006/wordml" xmlns:wps="http://schemas.microsoft.com/office/word/2010/wordprocessingShape" mc:Ignorable="w14 w15 w16se w16cid w16 w16cex w16sdtdh wp14">
   <w:abstractNum w:abstractNumId="0" w15:restartNumberingAfterBreak="0">
     <w:nsid w:val="051222C5"/>
     <w:multiLevelType w:val="hybridMultilevel"/>
@@ -3042,7 +3040,7 @@
 </file>
 
 <file path=word/styles.xml><?xml version="1.0" encoding="utf-8"?>
-<w:styles xmlns:mc="http://schemas.openxmlformats.org/markup-compatibility/2006" xmlns:r="http://schemas.openxmlformats.org/officeDocument/2006/relationships" xmlns:w="http://schemas.openxmlformats.org/wordprocessingml/2006/main" xmlns:w14="http://schemas.microsoft.com/office/word/2010/wordml" xmlns:w15="http://schemas.microsoft.com/office/word/2012/wordml" xmlns:w16cex="http://schemas.microsoft.com/office/word/2018/wordml/cex" xmlns:w16cid="http://schemas.microsoft.com/office/word/2016/wordml/cid" xmlns:w16="http://schemas.microsoft.com/office/word/2018/wordml" xmlns:w16se="http://schemas.microsoft.com/office/word/2015/wordml/symex" mc:Ignorable="w14 w15 w16se w16cid w16 w16cex">
+<w:styles xmlns:mc="http://schemas.openxmlformats.org/markup-compatibility/2006" xmlns:r="http://schemas.openxmlformats.org/officeDocument/2006/relationships" xmlns:w="http://schemas.openxmlformats.org/wordprocessingml/2006/main" xmlns:w14="http://schemas.microsoft.com/office/word/2010/wordml" xmlns:w15="http://schemas.microsoft.com/office/word/2012/wordml" xmlns:w16cex="http://schemas.microsoft.com/office/word/2018/wordml/cex" xmlns:w16cid="http://schemas.microsoft.com/office/word/2016/wordml/cid" xmlns:w16="http://schemas.microsoft.com/office/word/2018/wordml" xmlns:w16sdtdh="http://schemas.microsoft.com/office/word/2020/wordml/sdtdatahash" xmlns:w16se="http://schemas.microsoft.com/office/word/2015/wordml/symex" mc:Ignorable="w14 w15 w16se w16cid w16 w16cex w16sdtdh">
   <w:docDefaults>
     <w:rPrDefault>
       <w:rPr>
